--- a/8-资源管理/流程制度规范类文件/100103-备件库管理制度.docx
+++ b/8-资源管理/流程制度规范类文件/100103-备件库管理制度.docx
@@ -867,7 +867,6 @@
                 <w:szCs w:val="20"/>
               </w:rPr>
             </w:pPr>
-            <w:bookmarkStart w:id="27" w:name="_GoBack"/>
             <w:r>
               <w:rPr>
                 <w:rFonts w:hint="eastAsia" w:ascii="宋体" w:hAnsi="宋体" w:eastAsia="宋体" w:cs="宋体"/>
@@ -892,7 +891,6 @@
               </w:rPr>
               <w:t>振</w:t>
             </w:r>
-            <w:bookmarkEnd w:id="27"/>
           </w:p>
         </w:tc>
         <w:tc>
@@ -2748,6 +2746,8 @@
         <w:t>原则</w:t>
       </w:r>
       <w:bookmarkEnd w:id="3"/>
+      <w:bookmarkStart w:id="27" w:name="_GoBack"/>
+      <w:bookmarkEnd w:id="27"/>
     </w:p>
     <w:p>
       <w:pPr>
@@ -4412,8 +4412,8 @@
       </w:pPr>
       <w:bookmarkStart w:id="21" w:name="bookmark3"/>
       <w:bookmarkEnd w:id="21"/>
-      <w:bookmarkStart w:id="22" w:name="_Toc17424"/>
-      <w:bookmarkStart w:id="23" w:name="_Toc10594"/>
+      <w:bookmarkStart w:id="22" w:name="_Toc10594"/>
+      <w:bookmarkStart w:id="23" w:name="_Toc17424"/>
       <w:r>
         <w:rPr>
           <w:rStyle w:val="40"/>
@@ -4687,7 +4687,7 @@
   <w:footnote w:type="separator" w:id="0">
     <w:p>
       <w:pPr>
-        <w:spacing w:line="240" w:lineRule="auto"/>
+        <w:spacing w:line="360" w:lineRule="auto"/>
       </w:pPr>
       <w:r>
         <w:separator/>
@@ -4697,7 +4697,7 @@
   <w:footnote w:type="continuationSeparator" w:id="1">
     <w:p>
       <w:pPr>
-        <w:spacing w:line="240" w:lineRule="auto"/>
+        <w:spacing w:line="360" w:lineRule="auto"/>
       </w:pPr>
       <w:r>
         <w:continuationSeparator/>
@@ -5272,12 +5272,12 @@
       <w:autoSpaceDN w:val="0"/>
       <w:adjustRightInd w:val="0"/>
       <w:snapToGrid w:val="0"/>
-      <w:spacing w:line="240" w:lineRule="auto"/>
+      <w:spacing w:line="360" w:lineRule="auto"/>
       <w:jc w:val="left"/>
       <w:textAlignment w:val="baseline"/>
     </w:pPr>
     <w:rPr>
-      <w:rFonts w:ascii="Arial" w:hAnsi="Arial" w:eastAsia="Arial" w:cs="Arial"/>
+      <w:rFonts w:ascii="Arial" w:hAnsi="Arial" w:eastAsia="宋体" w:cs="Arial"/>
       <w:snapToGrid w:val="0"/>
       <w:color w:val="000000"/>
       <w:kern w:val="0"/>
@@ -5578,10 +5578,10 @@
     <w:uiPriority w:val="0"/>
     <w:pPr>
       <w:pBdr>
-        <w:top w:val="none" w:color="auto" w:sz="0" w:space="0"/>
-        <w:left w:val="none" w:color="auto" w:sz="0" w:space="0"/>
-        <w:bottom w:val="none" w:color="auto" w:sz="0" w:space="0"/>
-        <w:right w:val="none" w:color="auto" w:sz="0" w:space="0"/>
+        <w:top w:val="none" w:color="auto" w:sz="0" w:space="1"/>
+        <w:left w:val="none" w:color="auto" w:sz="0" w:space="4"/>
+        <w:bottom w:val="none" w:color="auto" w:sz="0" w:space="1"/>
+        <w:right w:val="none" w:color="auto" w:sz="0" w:space="4"/>
       </w:pBdr>
       <w:tabs>
         <w:tab w:val="center" w:pos="4153"/>
@@ -5771,6 +5771,7 @@
   <w:style w:type="paragraph" w:customStyle="1" w:styleId="31">
     <w:name w:val="柴_正文"/>
     <w:basedOn w:val="12"/>
+    <w:link w:val="44"/>
     <w:qFormat/>
     <w:uiPriority w:val="0"/>
     <w:pPr>
@@ -5786,7 +5787,7 @@
   <w:style w:type="paragraph" w:customStyle="1" w:styleId="32">
     <w:name w:val="柴_标题2"/>
     <w:basedOn w:val="3"/>
-    <w:next w:val="1"/>
+    <w:next w:val="31"/>
     <w:qFormat/>
     <w:uiPriority w:val="0"/>
     <w:pPr>
@@ -5800,7 +5801,7 @@
   <w:style w:type="paragraph" w:customStyle="1" w:styleId="33">
     <w:name w:val="柴_标题3"/>
     <w:basedOn w:val="4"/>
-    <w:next w:val="1"/>
+    <w:next w:val="31"/>
     <w:qFormat/>
     <w:uiPriority w:val="0"/>
     <w:pPr>
@@ -5910,6 +5911,64 @@
     <w:rPr>
       <w:rFonts w:ascii="Arial" w:hAnsi="Arial" w:eastAsia="宋体"/>
       <w:sz w:val="32"/>
+    </w:rPr>
+  </w:style>
+  <w:style w:type="table" w:customStyle="1" w:styleId="41">
+    <w:name w:val="Table Normal"/>
+    <w:semiHidden/>
+    <w:unhideWhenUsed/>
+    <w:qFormat/>
+    <w:uiPriority w:val="0"/>
+    <w:tblPr>
+      <w:tblCellMar>
+        <w:top w:w="0" w:type="dxa"/>
+        <w:left w:w="0" w:type="dxa"/>
+        <w:bottom w:w="0" w:type="dxa"/>
+        <w:right w:w="0" w:type="dxa"/>
+      </w:tblCellMar>
+    </w:tblPr>
+  </w:style>
+  <w:style w:type="paragraph" w:customStyle="1" w:styleId="42">
+    <w:name w:val="柴_正文_无缩进"/>
+    <w:basedOn w:val="1"/>
+    <w:qFormat/>
+    <w:uiPriority w:val="0"/>
+    <w:pPr>
+      <w:ind w:firstLine="0" w:firstLineChars="0"/>
+    </w:pPr>
+    <w:rPr>
+      <w:rFonts w:ascii="Arial" w:hAnsi="Arial"/>
+      <w:sz w:val="24"/>
+      <w:lang w:eastAsia="zh-CN"/>
+    </w:rPr>
+  </w:style>
+  <w:style w:type="paragraph" w:customStyle="1" w:styleId="43">
+    <w:name w:val="柴_标题4"/>
+    <w:basedOn w:val="5"/>
+    <w:next w:val="1"/>
+    <w:qFormat/>
+    <w:uiPriority w:val="0"/>
+    <w:pPr>
+      <w:widowControl w:val="0"/>
+      <w:spacing w:before="160" w:line="360" w:lineRule="auto"/>
+      <w:ind w:left="981" w:leftChars="300" w:hanging="862"/>
+    </w:pPr>
+    <w:rPr>
+      <w:rFonts w:hint="eastAsia" w:ascii="Calibri" w:hAnsi="Calibri" w:eastAsia="宋体" w:cs="宋体"/>
+      <w:sz w:val="24"/>
+      <w:szCs w:val="24"/>
+      <w:lang w:eastAsia="zh-CN" w:bidi="zh-CN"/>
+    </w:rPr>
+  </w:style>
+  <w:style w:type="character" w:customStyle="1" w:styleId="44">
+    <w:name w:val="柴_正文 Char"/>
+    <w:link w:val="31"/>
+    <w:qFormat/>
+    <w:uiPriority w:val="0"/>
+    <w:rPr>
+      <w:rFonts w:ascii="Arial" w:hAnsi="Arial" w:eastAsia="宋体"/>
+      <w:sz w:val="24"/>
+      <w:lang w:eastAsia="zh-CN"/>
     </w:rPr>
   </w:style>
 </w:styles>
